--- a/Pract_github/Pract_8/Pract_8.docx
+++ b/Pract_github/Pract_8/Pract_8.docx
@@ -348,6 +348,7 @@
           <w:rFonts w:ascii="Times New Roman" w:eastAsia="Times New Roman" w:hAnsi="Times New Roman" w:cs="Times New Roman"/>
           <w:b/>
           <w:bCs/>
+          <w:noProof/>
           <w:sz w:val="24"/>
           <w:szCs w:val="24"/>
           <w:lang w:eastAsia="es-MX"/>
@@ -405,6 +406,7 @@
           <w:rFonts w:ascii="Times New Roman" w:eastAsia="Times New Roman" w:hAnsi="Times New Roman" w:cs="Times New Roman"/>
           <w:b/>
           <w:bCs/>
+          <w:noProof/>
           <w:sz w:val="24"/>
           <w:szCs w:val="24"/>
           <w:lang w:eastAsia="es-MX"/>
@@ -486,6 +488,7 @@
           <w:rFonts w:ascii="Times New Roman" w:eastAsia="Times New Roman" w:hAnsi="Times New Roman" w:cs="Times New Roman"/>
           <w:b/>
           <w:bCs/>
+          <w:noProof/>
           <w:sz w:val="24"/>
           <w:szCs w:val="24"/>
           <w:lang w:eastAsia="es-MX"/>
@@ -544,6 +547,7 @@
           <w:rFonts w:ascii="Times New Roman" w:eastAsia="Times New Roman" w:hAnsi="Times New Roman" w:cs="Times New Roman"/>
           <w:b/>
           <w:bCs/>
+          <w:noProof/>
           <w:sz w:val="24"/>
           <w:szCs w:val="24"/>
           <w:lang w:eastAsia="es-MX"/>
@@ -624,6 +628,7 @@
           <w:rFonts w:ascii="Times New Roman" w:eastAsia="Times New Roman" w:hAnsi="Times New Roman" w:cs="Times New Roman"/>
           <w:b/>
           <w:bCs/>
+          <w:noProof/>
           <w:sz w:val="24"/>
           <w:szCs w:val="24"/>
           <w:lang w:eastAsia="es-MX"/>
@@ -682,6 +687,7 @@
           <w:rFonts w:ascii="Times New Roman" w:eastAsia="Times New Roman" w:hAnsi="Times New Roman" w:cs="Times New Roman"/>
           <w:b/>
           <w:bCs/>
+          <w:noProof/>
           <w:sz w:val="24"/>
           <w:szCs w:val="24"/>
           <w:lang w:eastAsia="es-MX"/>
@@ -762,6 +768,7 @@
           <w:rFonts w:ascii="Times New Roman" w:eastAsia="Times New Roman" w:hAnsi="Times New Roman" w:cs="Times New Roman"/>
           <w:b/>
           <w:bCs/>
+          <w:noProof/>
           <w:sz w:val="24"/>
           <w:szCs w:val="24"/>
           <w:lang w:eastAsia="es-MX"/>
@@ -820,6 +827,7 @@
           <w:rFonts w:ascii="Times New Roman" w:eastAsia="Times New Roman" w:hAnsi="Times New Roman" w:cs="Times New Roman"/>
           <w:b/>
           <w:bCs/>
+          <w:noProof/>
           <w:sz w:val="24"/>
           <w:szCs w:val="24"/>
           <w:lang w:eastAsia="es-MX"/>
@@ -912,6 +920,7 @@
           <w:rFonts w:ascii="Times New Roman" w:eastAsia="Times New Roman" w:hAnsi="Times New Roman" w:cs="Times New Roman"/>
           <w:b/>
           <w:bCs/>
+          <w:noProof/>
           <w:sz w:val="24"/>
           <w:szCs w:val="24"/>
           <w:lang w:eastAsia="es-MX"/>
@@ -982,14 +991,23 @@
           <w:rFonts w:ascii="Times New Roman" w:eastAsia="Times New Roman" w:hAnsi="Times New Roman" w:cs="Times New Roman"/>
           <w:b/>
           <w:bCs/>
+          <w:noProof/>
           <w:sz w:val="24"/>
           <w:szCs w:val="24"/>
           <w:lang w:eastAsia="es-MX"/>
         </w:rPr>
         <w:drawing>
-          <wp:inline distT="0" distB="0" distL="0" distR="0" wp14:anchorId="6645D5C6" wp14:editId="7718EFFD">
-            <wp:extent cx="5612130" cy="4262755"/>
-            <wp:effectExtent l="0" t="0" r="7620" b="4445"/>
+          <wp:anchor distT="0" distB="0" distL="114300" distR="114300" simplePos="0" relativeHeight="251658240" behindDoc="0" locked="0" layoutInCell="1" allowOverlap="1" wp14:anchorId="6645D5C6" wp14:editId="082D9C76">
+            <wp:simplePos x="1076325" y="4819650"/>
+            <wp:positionH relativeFrom="column">
+              <wp:align>left</wp:align>
+            </wp:positionH>
+            <wp:positionV relativeFrom="paragraph">
+              <wp:align>top</wp:align>
+            </wp:positionV>
+            <wp:extent cx="5133975" cy="3899535"/>
+            <wp:effectExtent l="0" t="0" r="0" b="5715"/>
+            <wp:wrapSquare wrapText="bothSides"/>
             <wp:docPr id="10" name="Imagen 10"/>
             <wp:cNvGraphicFramePr>
               <a:graphicFrameLocks xmlns:a="http://schemas.openxmlformats.org/drawingml/2006/main" noChangeAspect="1"/>
@@ -1002,7 +1020,13 @@
                     <pic:cNvPicPr/>
                   </pic:nvPicPr>
                   <pic:blipFill>
-                    <a:blip r:embed="rId14"/>
+                    <a:blip r:embed="rId14">
+                      <a:extLst>
+                        <a:ext uri="{28A0092B-C50C-407E-A947-70E740481C1C}">
+                          <a14:useLocalDpi xmlns:a14="http://schemas.microsoft.com/office/drawing/2010/main" val="0"/>
+                        </a:ext>
+                      </a:extLst>
+                    </a:blip>
                     <a:stretch>
                       <a:fillRect/>
                     </a:stretch>
@@ -1010,7 +1034,105 @@
                   <pic:spPr>
                     <a:xfrm>
                       <a:off x="0" y="0"/>
-                      <a:ext cx="5612130" cy="4262755"/>
+                      <a:ext cx="5137486" cy="3902234"/>
+                    </a:xfrm>
+                    <a:prstGeom prst="rect">
+                      <a:avLst/>
+                    </a:prstGeom>
+                  </pic:spPr>
+                </pic:pic>
+              </a:graphicData>
+            </a:graphic>
+            <wp14:sizeRelH relativeFrom="margin">
+              <wp14:pctWidth>0</wp14:pctWidth>
+            </wp14:sizeRelH>
+            <wp14:sizeRelV relativeFrom="margin">
+              <wp14:pctHeight>0</wp14:pctHeight>
+            </wp14:sizeRelV>
+          </wp:anchor>
+        </w:drawing>
+      </w:r>
+      <w:r>
+        <w:rPr>
+          <w:rFonts w:ascii="Times New Roman" w:eastAsia="Times New Roman" w:hAnsi="Times New Roman" w:cs="Times New Roman"/>
+          <w:b/>
+          <w:bCs/>
+          <w:sz w:val="24"/>
+          <w:szCs w:val="24"/>
+          <w:lang w:eastAsia="es-MX"/>
+        </w:rPr>
+        <w:br w:type="textWrapping" w:clear="all"/>
+      </w:r>
+    </w:p>
+    <w:p>
+      <w:pPr>
+        <w:rPr>
+          <w:rFonts w:ascii="Times New Roman" w:eastAsia="Times New Roman" w:hAnsi="Times New Roman" w:cs="Times New Roman"/>
+          <w:b/>
+          <w:bCs/>
+          <w:sz w:val="24"/>
+          <w:szCs w:val="24"/>
+          <w:lang w:eastAsia="es-MX"/>
+        </w:rPr>
+      </w:pPr>
+      <w:r>
+        <w:rPr>
+          <w:rFonts w:ascii="Times New Roman" w:eastAsia="Times New Roman" w:hAnsi="Times New Roman" w:cs="Times New Roman"/>
+          <w:b/>
+          <w:bCs/>
+          <w:sz w:val="24"/>
+          <w:szCs w:val="24"/>
+          <w:lang w:eastAsia="es-MX"/>
+        </w:rPr>
+        <w:lastRenderedPageBreak/>
+        <w:t>Ejercicio05_sc:</w:t>
+      </w:r>
+    </w:p>
+    <w:p>
+      <w:pPr>
+        <w:rPr>
+          <w:rFonts w:ascii="Times New Roman" w:eastAsia="Times New Roman" w:hAnsi="Times New Roman" w:cs="Times New Roman"/>
+          <w:b/>
+          <w:bCs/>
+          <w:sz w:val="24"/>
+          <w:szCs w:val="24"/>
+          <w:lang w:eastAsia="es-MX"/>
+        </w:rPr>
+      </w:pPr>
+      <w:r>
+        <w:rPr>
+          <w:rFonts w:ascii="Times New Roman" w:eastAsia="Times New Roman" w:hAnsi="Times New Roman" w:cs="Times New Roman"/>
+          <w:b/>
+          <w:bCs/>
+          <w:sz w:val="24"/>
+          <w:szCs w:val="24"/>
+          <w:lang w:eastAsia="es-MX"/>
+        </w:rPr>
+        <w:drawing>
+          <wp:inline distT="0" distB="0" distL="0" distR="0" wp14:anchorId="7F020652" wp14:editId="4D62B669">
+            <wp:extent cx="5612130" cy="3844290"/>
+            <wp:effectExtent l="0" t="0" r="7620" b="3810"/>
+            <wp:docPr id="12" name="Imagen 12"/>
+            <wp:cNvGraphicFramePr>
+              <a:graphicFrameLocks xmlns:a="http://schemas.openxmlformats.org/drawingml/2006/main" noChangeAspect="1"/>
+            </wp:cNvGraphicFramePr>
+            <a:graphic xmlns:a="http://schemas.openxmlformats.org/drawingml/2006/main">
+              <a:graphicData uri="http://schemas.openxmlformats.org/drawingml/2006/picture">
+                <pic:pic xmlns:pic="http://schemas.openxmlformats.org/drawingml/2006/picture">
+                  <pic:nvPicPr>
+                    <pic:cNvPr id="1" name=""/>
+                    <pic:cNvPicPr/>
+                  </pic:nvPicPr>
+                  <pic:blipFill>
+                    <a:blip r:embed="rId15"/>
+                    <a:stretch>
+                      <a:fillRect/>
+                    </a:stretch>
+                  </pic:blipFill>
+                  <pic:spPr>
+                    <a:xfrm>
+                      <a:off x="0" y="0"/>
+                      <a:ext cx="5612130" cy="3844290"/>
                     </a:xfrm>
                     <a:prstGeom prst="rect">
                       <a:avLst/>
@@ -1025,16 +1147,95 @@
     </w:p>
     <w:p>
       <w:pPr>
-        <w:jc w:val="center"/>
-        <w:rPr>
-          <w:rFonts w:ascii="Times New Roman" w:eastAsia="Times New Roman" w:hAnsi="Times New Roman" w:cs="Times New Roman"/>
-          <w:b/>
-          <w:bCs/>
-          <w:sz w:val="44"/>
-          <w:szCs w:val="44"/>
-          <w:lang w:eastAsia="es-MX"/>
-        </w:rPr>
-      </w:pPr>
+        <w:rPr>
+          <w:rFonts w:ascii="Times New Roman" w:eastAsia="Times New Roman" w:hAnsi="Times New Roman" w:cs="Times New Roman"/>
+          <w:b/>
+          <w:bCs/>
+          <w:sz w:val="24"/>
+          <w:szCs w:val="24"/>
+          <w:lang w:eastAsia="es-MX"/>
+        </w:rPr>
+      </w:pPr>
+      <w:r>
+        <w:rPr>
+          <w:rFonts w:ascii="Times New Roman" w:eastAsia="Times New Roman" w:hAnsi="Times New Roman" w:cs="Times New Roman"/>
+          <w:b/>
+          <w:bCs/>
+          <w:sz w:val="24"/>
+          <w:szCs w:val="24"/>
+          <w:lang w:eastAsia="es-MX"/>
+        </w:rPr>
+        <w:t>Ejercicio</w:t>
+      </w:r>
+      <w:r>
+        <w:rPr>
+          <w:rFonts w:ascii="Times New Roman" w:eastAsia="Times New Roman" w:hAnsi="Times New Roman" w:cs="Times New Roman"/>
+          <w:b/>
+          <w:bCs/>
+          <w:sz w:val="24"/>
+          <w:szCs w:val="24"/>
+          <w:lang w:eastAsia="es-MX"/>
+        </w:rPr>
+        <w:t>05_cd:</w:t>
+      </w:r>
+    </w:p>
+    <w:p>
+      <w:pPr>
+        <w:rPr>
+          <w:rFonts w:ascii="Times New Roman" w:eastAsia="Times New Roman" w:hAnsi="Times New Roman" w:cs="Times New Roman"/>
+          <w:b/>
+          <w:bCs/>
+          <w:sz w:val="24"/>
+          <w:szCs w:val="24"/>
+          <w:lang w:eastAsia="es-MX"/>
+        </w:rPr>
+      </w:pPr>
+      <w:r>
+        <w:rPr>
+          <w:rFonts w:ascii="Times New Roman" w:eastAsia="Times New Roman" w:hAnsi="Times New Roman" w:cs="Times New Roman"/>
+          <w:b/>
+          <w:bCs/>
+          <w:sz w:val="24"/>
+          <w:szCs w:val="24"/>
+          <w:lang w:eastAsia="es-MX"/>
+        </w:rPr>
+        <w:lastRenderedPageBreak/>
+        <w:drawing>
+          <wp:inline distT="0" distB="0" distL="0" distR="0" wp14:anchorId="06E6E13C" wp14:editId="077A962E">
+            <wp:extent cx="5612130" cy="3849370"/>
+            <wp:effectExtent l="0" t="0" r="7620" b="0"/>
+            <wp:docPr id="13" name="Imagen 13"/>
+            <wp:cNvGraphicFramePr>
+              <a:graphicFrameLocks xmlns:a="http://schemas.openxmlformats.org/drawingml/2006/main" noChangeAspect="1"/>
+            </wp:cNvGraphicFramePr>
+            <a:graphic xmlns:a="http://schemas.openxmlformats.org/drawingml/2006/main">
+              <a:graphicData uri="http://schemas.openxmlformats.org/drawingml/2006/picture">
+                <pic:pic xmlns:pic="http://schemas.openxmlformats.org/drawingml/2006/picture">
+                  <pic:nvPicPr>
+                    <pic:cNvPr id="1" name=""/>
+                    <pic:cNvPicPr/>
+                  </pic:nvPicPr>
+                  <pic:blipFill>
+                    <a:blip r:embed="rId16"/>
+                    <a:stretch>
+                      <a:fillRect/>
+                    </a:stretch>
+                  </pic:blipFill>
+                  <pic:spPr>
+                    <a:xfrm>
+                      <a:off x="0" y="0"/>
+                      <a:ext cx="5612130" cy="3849370"/>
+                    </a:xfrm>
+                    <a:prstGeom prst="rect">
+                      <a:avLst/>
+                    </a:prstGeom>
+                  </pic:spPr>
+                </pic:pic>
+              </a:graphicData>
+            </a:graphic>
+          </wp:inline>
+        </w:drawing>
+      </w:r>
     </w:p>
     <w:p>
       <w:pPr>
